--- a/templates/reportsummarytemplate.docx
+++ b/templates/reportsummarytemplate.docx
@@ -1,6 +1,6 @@
 
 <file path=word/document.xml><?xml version="1.0" encoding="utf-8"?>
-<w:document xmlns:wpc="http://schemas.microsoft.com/office/word/2010/wordprocessingCanvas" xmlns:cx="http://schemas.microsoft.com/office/drawing/2014/chartex" xmlns:cx1="http://schemas.microsoft.com/office/drawing/2015/9/8/chartex" xmlns:cx2="http://schemas.microsoft.com/office/drawing/2015/10/21/chartex" xmlns:cx3="http://schemas.microsoft.com/office/drawing/2016/5/9/chartex" xmlns:cx4="http://schemas.microsoft.com/office/drawing/2016/5/10/chartex" xmlns:cx5="http://schemas.microsoft.com/office/drawing/2016/5/11/chartex" xmlns:cx6="http://schemas.microsoft.com/office/drawing/2016/5/12/chartex" xmlns:cx7="http://schemas.microsoft.com/office/drawing/2016/5/13/chartex" xmlns:cx8="http://schemas.microsoft.com/office/drawing/2016/5/14/chartex" xmlns:mc="http://schemas.openxmlformats.org/markup-compatibility/2006" xmlns:aink="http://schemas.microsoft.com/office/drawing/2016/ink" xmlns:am3d="http://schemas.microsoft.com/office/drawing/2017/model3d" xmlns:o="urn:schemas-microsoft-com:office:office" xmlns:oel="http://schemas.microsoft.com/office/2019/extlst" xmlns:r="http://schemas.openxmlformats.org/officeDocument/2006/relationships" xmlns:m="http://schemas.openxmlformats.org/officeDocument/2006/math" xmlns:v="urn:schemas-microsoft-com:vml" xmlns:wp14="http://schemas.microsoft.com/office/word/2010/wordprocessingDrawing" xmlns:wp="http://schemas.openxmlformats.org/drawingml/2006/wordprocessingDrawing" xmlns:w10="urn:schemas-microsoft-com:office:word" xmlns:w="http://schemas.openxmlformats.org/wordprocessingml/2006/main" xmlns:w14="http://schemas.microsoft.com/office/word/2010/wordml" xmlns:w15="http://schemas.microsoft.com/office/word/2012/wordml" xmlns:w16cex="http://schemas.microsoft.com/office/word/2018/wordml/cex" xmlns:w16cid="http://schemas.microsoft.com/office/word/2016/wordml/cid" xmlns:w16="http://schemas.microsoft.com/office/word/2018/wordml" xmlns:w16du="http://schemas.microsoft.com/office/word/2023/wordml/word16du" xmlns:w16sdtdh="http://schemas.microsoft.com/office/word/2020/wordml/sdtdatahash" xmlns:w16sdtfl="http://schemas.microsoft.com/office/word/2024/wordml/sdtformatlock" xmlns:w16se="http://schemas.microsoft.com/office/word/2015/wordml/symex" xmlns:wpg="http://schemas.microsoft.com/office/word/2010/wordprocessingGroup" xmlns:wpi="http://schemas.microsoft.com/office/word/2010/wordprocessingInk" xmlns:wne="http://schemas.microsoft.com/office/word/2006/wordml" xmlns:wps="http://schemas.microsoft.com/office/word/2010/wordprocessingShape" mc:Ignorable="w14 w15 w16se w16cid w16 w16cex w16sdtdh w16sdtfl w16du wp14">
+<w:document xmlns:wpc="http://schemas.microsoft.com/office/word/2010/wordprocessingCanvas" xmlns:cx="http://schemas.microsoft.com/office/drawing/2014/chartex" xmlns:cx1="http://schemas.microsoft.com/office/drawing/2015/9/8/chartex" xmlns:cx2="http://schemas.microsoft.com/office/drawing/2015/10/21/chartex" xmlns:cx3="http://schemas.microsoft.com/office/drawing/2016/5/9/chartex" xmlns:cx4="http://schemas.microsoft.com/office/drawing/2016/5/10/chartex" xmlns:cx5="http://schemas.microsoft.com/office/drawing/2016/5/11/chartex" xmlns:cx6="http://schemas.microsoft.com/office/drawing/2016/5/12/chartex" xmlns:cx7="http://schemas.microsoft.com/office/drawing/2016/5/13/chartex" xmlns:cx8="http://schemas.microsoft.com/office/drawing/2016/5/14/chartex" xmlns:mc="http://schemas.openxmlformats.org/markup-compatibility/2006" xmlns:aink="http://schemas.microsoft.com/office/drawing/2016/ink" xmlns:am3d="http://schemas.microsoft.com/office/drawing/2017/model3d" xmlns:o="urn:schemas-microsoft-com:office:office" xmlns:oel="http://schemas.microsoft.com/office/2019/extlst" xmlns:r="http://schemas.openxmlformats.org/officeDocument/2006/relationships" xmlns:m="http://schemas.openxmlformats.org/officeDocument/2006/math" xmlns:v="urn:schemas-microsoft-com:vml" xmlns:wp14="http://schemas.microsoft.com/office/word/2010/wordprocessingDrawing" xmlns:wp="http://schemas.openxmlformats.org/drawingml/2006/wordprocessingDrawing" xmlns:w10="urn:schemas-microsoft-com:office:word" xmlns:w="http://schemas.openxmlformats.org/wordprocessingml/2006/main" xmlns:w14="http://schemas.microsoft.com/office/word/2010/wordml" xmlns:w15="http://schemas.microsoft.com/office/word/2012/wordml" xmlns:w16cei="http://schemas.microsoft.com/office/word/2026/wordml/cei" xmlns:w16cex="http://schemas.microsoft.com/office/word/2018/wordml/cex" xmlns:w16cid="http://schemas.microsoft.com/office/word/2016/wordml/cid" xmlns:w16="http://schemas.microsoft.com/office/word/2018/wordml" xmlns:w16du="http://schemas.microsoft.com/office/word/2023/wordml/word16du" xmlns:w16sdtdh="http://schemas.microsoft.com/office/word/2020/wordml/sdtdatahash" xmlns:w16sdtfl="http://schemas.microsoft.com/office/word/2024/wordml/sdtformatlock" xmlns:w16se="http://schemas.microsoft.com/office/word/2015/wordml/symex" xmlns:wpg="http://schemas.microsoft.com/office/word/2010/wordprocessingGroup" xmlns:wpi="http://schemas.microsoft.com/office/word/2010/wordprocessingInk" xmlns:wne="http://schemas.microsoft.com/office/word/2006/wordml" xmlns:wps="http://schemas.microsoft.com/office/word/2010/wordprocessingShape" mc:Ignorable="w14 w15 w16se w16cid w16 w16cex w16sdtdh w16sdtfl w16du wp14">
   <w:body>
     <w:p>
       <w:pPr>
@@ -185,7 +185,7 @@
                 <w:sz w:val="24"/>
                 <w:szCs w:val="24"/>
               </w:rPr>
-              <w:t>New Clients:</w:t>
+              <w:t>Clients:</w:t>
             </w:r>
           </w:p>
         </w:tc>
@@ -1089,8 +1089,8 @@
       </w:pPr>
     </w:p>
     <w:sectPr>
-      <w:headerReference w:type="default" r:id="rId5"/>
-      <w:footerReference w:type="default" r:id="rId6"/>
+      <w:headerReference w:type="default" r:id="rId7"/>
+      <w:footerReference w:type="default" r:id="rId8"/>
       <w:pgSz w:w="12240" w:h="18720" w:code="14"/>
       <w:pgMar w:top="1440" w:right="990" w:bottom="1440" w:left="900" w:header="708" w:footer="397" w:gutter="0"/>
       <w:cols w:space="708"/>
@@ -1100,8 +1100,33 @@
 </w:document>
 </file>
 
+<file path=word/endnotes.xml><?xml version="1.0" encoding="utf-8"?>
+<w:endnotes xmlns:wpc="http://schemas.microsoft.com/office/word/2010/wordprocessingCanvas" xmlns:cx="http://schemas.microsoft.com/office/drawing/2014/chartex" xmlns:cx1="http://schemas.microsoft.com/office/drawing/2015/9/8/chartex" xmlns:cx2="http://schemas.microsoft.com/office/drawing/2015/10/21/chartex" xmlns:cx3="http://schemas.microsoft.com/office/drawing/2016/5/9/chartex" xmlns:cx4="http://schemas.microsoft.com/office/drawing/2016/5/10/chartex" xmlns:cx5="http://schemas.microsoft.com/office/drawing/2016/5/11/chartex" xmlns:cx6="http://schemas.microsoft.com/office/drawing/2016/5/12/chartex" xmlns:cx7="http://schemas.microsoft.com/office/drawing/2016/5/13/chartex" xmlns:cx8="http://schemas.microsoft.com/office/drawing/2016/5/14/chartex" xmlns:mc="http://schemas.openxmlformats.org/markup-compatibility/2006" xmlns:aink="http://schemas.microsoft.com/office/drawing/2016/ink" xmlns:am3d="http://schemas.microsoft.com/office/drawing/2017/model3d" xmlns:o="urn:schemas-microsoft-com:office:office" xmlns:oel="http://schemas.microsoft.com/office/2019/extlst" xmlns:r="http://schemas.openxmlformats.org/officeDocument/2006/relationships" xmlns:m="http://schemas.openxmlformats.org/officeDocument/2006/math" xmlns:v="urn:schemas-microsoft-com:vml" xmlns:wp14="http://schemas.microsoft.com/office/word/2010/wordprocessingDrawing" xmlns:wp="http://schemas.openxmlformats.org/drawingml/2006/wordprocessingDrawing" xmlns:w10="urn:schemas-microsoft-com:office:word" xmlns:w="http://schemas.openxmlformats.org/wordprocessingml/2006/main" xmlns:w14="http://schemas.microsoft.com/office/word/2010/wordml" xmlns:w15="http://schemas.microsoft.com/office/word/2012/wordml" xmlns:w16cei="http://schemas.microsoft.com/office/word/2026/wordml/cei" xmlns:w16cex="http://schemas.microsoft.com/office/word/2018/wordml/cex" xmlns:w16cid="http://schemas.microsoft.com/office/word/2016/wordml/cid" xmlns:w16="http://schemas.microsoft.com/office/word/2018/wordml" xmlns:w16du="http://schemas.microsoft.com/office/word/2023/wordml/word16du" xmlns:w16sdtdh="http://schemas.microsoft.com/office/word/2020/wordml/sdtdatahash" xmlns:w16sdtfl="http://schemas.microsoft.com/office/word/2024/wordml/sdtformatlock" xmlns:w16se="http://schemas.microsoft.com/office/word/2015/wordml/symex" xmlns:wpg="http://schemas.microsoft.com/office/word/2010/wordprocessingGroup" xmlns:wpi="http://schemas.microsoft.com/office/word/2010/wordprocessingInk" xmlns:wne="http://schemas.microsoft.com/office/word/2006/wordml" xmlns:wps="http://schemas.microsoft.com/office/word/2010/wordprocessingShape" mc:Ignorable="w14 w15 w16se w16cid w16 w16cex w16sdtdh w16sdtfl w16du wp14">
+  <w:endnote w:type="separator" w:id="-1">
+    <w:p>
+      <w:pPr>
+        <w:spacing w:after="0" w:line="240" w:lineRule="auto"/>
+      </w:pPr>
+      <w:r>
+        <w:separator/>
+      </w:r>
+    </w:p>
+  </w:endnote>
+  <w:endnote w:type="continuationSeparator" w:id="0">
+    <w:p>
+      <w:pPr>
+        <w:spacing w:after="0" w:line="240" w:lineRule="auto"/>
+      </w:pPr>
+      <w:r>
+        <w:continuationSeparator/>
+      </w:r>
+    </w:p>
+  </w:endnote>
+</w:endnotes>
+</file>
+
 <file path=word/footer1.xml><?xml version="1.0" encoding="utf-8"?>
-<w:ftr xmlns:wpc="http://schemas.microsoft.com/office/word/2010/wordprocessingCanvas" xmlns:cx="http://schemas.microsoft.com/office/drawing/2014/chartex" xmlns:cx1="http://schemas.microsoft.com/office/drawing/2015/9/8/chartex" xmlns:cx2="http://schemas.microsoft.com/office/drawing/2015/10/21/chartex" xmlns:cx3="http://schemas.microsoft.com/office/drawing/2016/5/9/chartex" xmlns:cx4="http://schemas.microsoft.com/office/drawing/2016/5/10/chartex" xmlns:cx5="http://schemas.microsoft.com/office/drawing/2016/5/11/chartex" xmlns:cx6="http://schemas.microsoft.com/office/drawing/2016/5/12/chartex" xmlns:cx7="http://schemas.microsoft.com/office/drawing/2016/5/13/chartex" xmlns:cx8="http://schemas.microsoft.com/office/drawing/2016/5/14/chartex" xmlns:mc="http://schemas.openxmlformats.org/markup-compatibility/2006" xmlns:aink="http://schemas.microsoft.com/office/drawing/2016/ink" xmlns:am3d="http://schemas.microsoft.com/office/drawing/2017/model3d" xmlns:o="urn:schemas-microsoft-com:office:office" xmlns:oel="http://schemas.microsoft.com/office/2019/extlst" xmlns:r="http://schemas.openxmlformats.org/officeDocument/2006/relationships" xmlns:m="http://schemas.openxmlformats.org/officeDocument/2006/math" xmlns:v="urn:schemas-microsoft-com:vml" xmlns:wp14="http://schemas.microsoft.com/office/word/2010/wordprocessingDrawing" xmlns:wp="http://schemas.openxmlformats.org/drawingml/2006/wordprocessingDrawing" xmlns:w10="urn:schemas-microsoft-com:office:word" xmlns:w="http://schemas.openxmlformats.org/wordprocessingml/2006/main" xmlns:w14="http://schemas.microsoft.com/office/word/2010/wordml" xmlns:w15="http://schemas.microsoft.com/office/word/2012/wordml" xmlns:w16cex="http://schemas.microsoft.com/office/word/2018/wordml/cex" xmlns:w16cid="http://schemas.microsoft.com/office/word/2016/wordml/cid" xmlns:w16="http://schemas.microsoft.com/office/word/2018/wordml" xmlns:w16du="http://schemas.microsoft.com/office/word/2023/wordml/word16du" xmlns:w16sdtdh="http://schemas.microsoft.com/office/word/2020/wordml/sdtdatahash" xmlns:w16sdtfl="http://schemas.microsoft.com/office/word/2024/wordml/sdtformatlock" xmlns:w16se="http://schemas.microsoft.com/office/word/2015/wordml/symex" xmlns:wpg="http://schemas.microsoft.com/office/word/2010/wordprocessingGroup" xmlns:wpi="http://schemas.microsoft.com/office/word/2010/wordprocessingInk" xmlns:wne="http://schemas.microsoft.com/office/word/2006/wordml" xmlns:wps="http://schemas.microsoft.com/office/word/2010/wordprocessingShape" mc:Ignorable="w14 w15 w16se w16cid w16 w16cex w16sdtdh w16sdtfl w16du wp14">
+<w:ftr xmlns:wpc="http://schemas.microsoft.com/office/word/2010/wordprocessingCanvas" xmlns:cx="http://schemas.microsoft.com/office/drawing/2014/chartex" xmlns:cx1="http://schemas.microsoft.com/office/drawing/2015/9/8/chartex" xmlns:cx2="http://schemas.microsoft.com/office/drawing/2015/10/21/chartex" xmlns:cx3="http://schemas.microsoft.com/office/drawing/2016/5/9/chartex" xmlns:cx4="http://schemas.microsoft.com/office/drawing/2016/5/10/chartex" xmlns:cx5="http://schemas.microsoft.com/office/drawing/2016/5/11/chartex" xmlns:cx6="http://schemas.microsoft.com/office/drawing/2016/5/12/chartex" xmlns:cx7="http://schemas.microsoft.com/office/drawing/2016/5/13/chartex" xmlns:cx8="http://schemas.microsoft.com/office/drawing/2016/5/14/chartex" xmlns:mc="http://schemas.openxmlformats.org/markup-compatibility/2006" xmlns:aink="http://schemas.microsoft.com/office/drawing/2016/ink" xmlns:am3d="http://schemas.microsoft.com/office/drawing/2017/model3d" xmlns:o="urn:schemas-microsoft-com:office:office" xmlns:oel="http://schemas.microsoft.com/office/2019/extlst" xmlns:r="http://schemas.openxmlformats.org/officeDocument/2006/relationships" xmlns:m="http://schemas.openxmlformats.org/officeDocument/2006/math" xmlns:v="urn:schemas-microsoft-com:vml" xmlns:wp14="http://schemas.microsoft.com/office/word/2010/wordprocessingDrawing" xmlns:wp="http://schemas.openxmlformats.org/drawingml/2006/wordprocessingDrawing" xmlns:w10="urn:schemas-microsoft-com:office:word" xmlns:w="http://schemas.openxmlformats.org/wordprocessingml/2006/main" xmlns:w14="http://schemas.microsoft.com/office/word/2010/wordml" xmlns:w15="http://schemas.microsoft.com/office/word/2012/wordml" xmlns:w16cei="http://schemas.microsoft.com/office/word/2026/wordml/cei" xmlns:w16cex="http://schemas.microsoft.com/office/word/2018/wordml/cex" xmlns:w16cid="http://schemas.microsoft.com/office/word/2016/wordml/cid" xmlns:w16="http://schemas.microsoft.com/office/word/2018/wordml" xmlns:w16du="http://schemas.microsoft.com/office/word/2023/wordml/word16du" xmlns:w16sdtdh="http://schemas.microsoft.com/office/word/2020/wordml/sdtdatahash" xmlns:w16sdtfl="http://schemas.microsoft.com/office/word/2024/wordml/sdtformatlock" xmlns:w16se="http://schemas.microsoft.com/office/word/2015/wordml/symex" xmlns:wpg="http://schemas.microsoft.com/office/word/2010/wordprocessingGroup" xmlns:wpi="http://schemas.microsoft.com/office/word/2010/wordprocessingInk" xmlns:wne="http://schemas.microsoft.com/office/word/2006/wordml" xmlns:wps="http://schemas.microsoft.com/office/word/2010/wordprocessingShape" mc:Ignorable="w14 w15 w16se w16cid w16 w16cex w16sdtdh w16sdtfl w16du wp14">
   <w:p>
     <w:pPr>
       <w:tabs>
@@ -1420,8 +1445,33 @@
 </w:ftr>
 </file>
 
+<file path=word/footnotes.xml><?xml version="1.0" encoding="utf-8"?>
+<w:footnotes xmlns:wpc="http://schemas.microsoft.com/office/word/2010/wordprocessingCanvas" xmlns:cx="http://schemas.microsoft.com/office/drawing/2014/chartex" xmlns:cx1="http://schemas.microsoft.com/office/drawing/2015/9/8/chartex" xmlns:cx2="http://schemas.microsoft.com/office/drawing/2015/10/21/chartex" xmlns:cx3="http://schemas.microsoft.com/office/drawing/2016/5/9/chartex" xmlns:cx4="http://schemas.microsoft.com/office/drawing/2016/5/10/chartex" xmlns:cx5="http://schemas.microsoft.com/office/drawing/2016/5/11/chartex" xmlns:cx6="http://schemas.microsoft.com/office/drawing/2016/5/12/chartex" xmlns:cx7="http://schemas.microsoft.com/office/drawing/2016/5/13/chartex" xmlns:cx8="http://schemas.microsoft.com/office/drawing/2016/5/14/chartex" xmlns:mc="http://schemas.openxmlformats.org/markup-compatibility/2006" xmlns:aink="http://schemas.microsoft.com/office/drawing/2016/ink" xmlns:am3d="http://schemas.microsoft.com/office/drawing/2017/model3d" xmlns:o="urn:schemas-microsoft-com:office:office" xmlns:oel="http://schemas.microsoft.com/office/2019/extlst" xmlns:r="http://schemas.openxmlformats.org/officeDocument/2006/relationships" xmlns:m="http://schemas.openxmlformats.org/officeDocument/2006/math" xmlns:v="urn:schemas-microsoft-com:vml" xmlns:wp14="http://schemas.microsoft.com/office/word/2010/wordprocessingDrawing" xmlns:wp="http://schemas.openxmlformats.org/drawingml/2006/wordprocessingDrawing" xmlns:w10="urn:schemas-microsoft-com:office:word" xmlns:w="http://schemas.openxmlformats.org/wordprocessingml/2006/main" xmlns:w14="http://schemas.microsoft.com/office/word/2010/wordml" xmlns:w15="http://schemas.microsoft.com/office/word/2012/wordml" xmlns:w16cei="http://schemas.microsoft.com/office/word/2026/wordml/cei" xmlns:w16cex="http://schemas.microsoft.com/office/word/2018/wordml/cex" xmlns:w16cid="http://schemas.microsoft.com/office/word/2016/wordml/cid" xmlns:w16="http://schemas.microsoft.com/office/word/2018/wordml" xmlns:w16du="http://schemas.microsoft.com/office/word/2023/wordml/word16du" xmlns:w16sdtdh="http://schemas.microsoft.com/office/word/2020/wordml/sdtdatahash" xmlns:w16sdtfl="http://schemas.microsoft.com/office/word/2024/wordml/sdtformatlock" xmlns:w16se="http://schemas.microsoft.com/office/word/2015/wordml/symex" xmlns:wpg="http://schemas.microsoft.com/office/word/2010/wordprocessingGroup" xmlns:wpi="http://schemas.microsoft.com/office/word/2010/wordprocessingInk" xmlns:wne="http://schemas.microsoft.com/office/word/2006/wordml" xmlns:wps="http://schemas.microsoft.com/office/word/2010/wordprocessingShape" mc:Ignorable="w14 w15 w16se w16cid w16 w16cex w16sdtdh w16sdtfl w16du wp14">
+  <w:footnote w:type="separator" w:id="-1">
+    <w:p>
+      <w:pPr>
+        <w:spacing w:after="0" w:line="240" w:lineRule="auto"/>
+      </w:pPr>
+      <w:r>
+        <w:separator/>
+      </w:r>
+    </w:p>
+  </w:footnote>
+  <w:footnote w:type="continuationSeparator" w:id="0">
+    <w:p>
+      <w:pPr>
+        <w:spacing w:after="0" w:line="240" w:lineRule="auto"/>
+      </w:pPr>
+      <w:r>
+        <w:continuationSeparator/>
+      </w:r>
+    </w:p>
+  </w:footnote>
+</w:footnotes>
+</file>
+
 <file path=word/header1.xml><?xml version="1.0" encoding="utf-8"?>
-<w:hdr xmlns:wpc="http://schemas.microsoft.com/office/word/2010/wordprocessingCanvas" xmlns:cx="http://schemas.microsoft.com/office/drawing/2014/chartex" xmlns:cx1="http://schemas.microsoft.com/office/drawing/2015/9/8/chartex" xmlns:cx2="http://schemas.microsoft.com/office/drawing/2015/10/21/chartex" xmlns:cx3="http://schemas.microsoft.com/office/drawing/2016/5/9/chartex" xmlns:cx4="http://schemas.microsoft.com/office/drawing/2016/5/10/chartex" xmlns:cx5="http://schemas.microsoft.com/office/drawing/2016/5/11/chartex" xmlns:cx6="http://schemas.microsoft.com/office/drawing/2016/5/12/chartex" xmlns:cx7="http://schemas.microsoft.com/office/drawing/2016/5/13/chartex" xmlns:cx8="http://schemas.microsoft.com/office/drawing/2016/5/14/chartex" xmlns:mc="http://schemas.openxmlformats.org/markup-compatibility/2006" xmlns:aink="http://schemas.microsoft.com/office/drawing/2016/ink" xmlns:am3d="http://schemas.microsoft.com/office/drawing/2017/model3d" xmlns:o="urn:schemas-microsoft-com:office:office" xmlns:oel="http://schemas.microsoft.com/office/2019/extlst" xmlns:r="http://schemas.openxmlformats.org/officeDocument/2006/relationships" xmlns:m="http://schemas.openxmlformats.org/officeDocument/2006/math" xmlns:v="urn:schemas-microsoft-com:vml" xmlns:wp14="http://schemas.microsoft.com/office/word/2010/wordprocessingDrawing" xmlns:wp="http://schemas.openxmlformats.org/drawingml/2006/wordprocessingDrawing" xmlns:w10="urn:schemas-microsoft-com:office:word" xmlns:w="http://schemas.openxmlformats.org/wordprocessingml/2006/main" xmlns:w14="http://schemas.microsoft.com/office/word/2010/wordml" xmlns:w15="http://schemas.microsoft.com/office/word/2012/wordml" xmlns:w16cex="http://schemas.microsoft.com/office/word/2018/wordml/cex" xmlns:w16cid="http://schemas.microsoft.com/office/word/2016/wordml/cid" xmlns:w16="http://schemas.microsoft.com/office/word/2018/wordml" xmlns:w16du="http://schemas.microsoft.com/office/word/2023/wordml/word16du" xmlns:w16sdtdh="http://schemas.microsoft.com/office/word/2020/wordml/sdtdatahash" xmlns:w16sdtfl="http://schemas.microsoft.com/office/word/2024/wordml/sdtformatlock" xmlns:w16se="http://schemas.microsoft.com/office/word/2015/wordml/symex" xmlns:wpg="http://schemas.microsoft.com/office/word/2010/wordprocessingGroup" xmlns:wpi="http://schemas.microsoft.com/office/word/2010/wordprocessingInk" xmlns:wne="http://schemas.microsoft.com/office/word/2006/wordml" xmlns:wps="http://schemas.microsoft.com/office/word/2010/wordprocessingShape" mc:Ignorable="w14 w15 w16se w16cid w16 w16cex w16sdtdh w16sdtfl w16du wp14">
+<w:hdr xmlns:wpc="http://schemas.microsoft.com/office/word/2010/wordprocessingCanvas" xmlns:cx="http://schemas.microsoft.com/office/drawing/2014/chartex" xmlns:cx1="http://schemas.microsoft.com/office/drawing/2015/9/8/chartex" xmlns:cx2="http://schemas.microsoft.com/office/drawing/2015/10/21/chartex" xmlns:cx3="http://schemas.microsoft.com/office/drawing/2016/5/9/chartex" xmlns:cx4="http://schemas.microsoft.com/office/drawing/2016/5/10/chartex" xmlns:cx5="http://schemas.microsoft.com/office/drawing/2016/5/11/chartex" xmlns:cx6="http://schemas.microsoft.com/office/drawing/2016/5/12/chartex" xmlns:cx7="http://schemas.microsoft.com/office/drawing/2016/5/13/chartex" xmlns:cx8="http://schemas.microsoft.com/office/drawing/2016/5/14/chartex" xmlns:mc="http://schemas.openxmlformats.org/markup-compatibility/2006" xmlns:aink="http://schemas.microsoft.com/office/drawing/2016/ink" xmlns:am3d="http://schemas.microsoft.com/office/drawing/2017/model3d" xmlns:o="urn:schemas-microsoft-com:office:office" xmlns:oel="http://schemas.microsoft.com/office/2019/extlst" xmlns:r="http://schemas.openxmlformats.org/officeDocument/2006/relationships" xmlns:m="http://schemas.openxmlformats.org/officeDocument/2006/math" xmlns:v="urn:schemas-microsoft-com:vml" xmlns:wp14="http://schemas.microsoft.com/office/word/2010/wordprocessingDrawing" xmlns:wp="http://schemas.openxmlformats.org/drawingml/2006/wordprocessingDrawing" xmlns:w10="urn:schemas-microsoft-com:office:word" xmlns:w="http://schemas.openxmlformats.org/wordprocessingml/2006/main" xmlns:w14="http://schemas.microsoft.com/office/word/2010/wordml" xmlns:w15="http://schemas.microsoft.com/office/word/2012/wordml" xmlns:w16cei="http://schemas.microsoft.com/office/word/2026/wordml/cei" xmlns:w16cex="http://schemas.microsoft.com/office/word/2018/wordml/cex" xmlns:w16cid="http://schemas.microsoft.com/office/word/2016/wordml/cid" xmlns:w16="http://schemas.microsoft.com/office/word/2018/wordml" xmlns:w16du="http://schemas.microsoft.com/office/word/2023/wordml/word16du" xmlns:w16sdtdh="http://schemas.microsoft.com/office/word/2020/wordml/sdtdatahash" xmlns:w16sdtfl="http://schemas.microsoft.com/office/word/2024/wordml/sdtformatlock" xmlns:w16se="http://schemas.microsoft.com/office/word/2015/wordml/symex" xmlns:wpg="http://schemas.microsoft.com/office/word/2010/wordprocessingGroup" xmlns:wpi="http://schemas.microsoft.com/office/word/2010/wordprocessingInk" xmlns:wne="http://schemas.microsoft.com/office/word/2006/wordml" xmlns:wps="http://schemas.microsoft.com/office/word/2010/wordprocessingShape" mc:Ignorable="w14 w15 w16se w16cid w16 w16cex w16sdtdh w16sdtfl w16du wp14">
   <w:p>
     <w:pPr>
       <w:pStyle w:val="Header"/>
@@ -1503,7 +1553,7 @@
 </file>
 
 <file path=word/numbering.xml><?xml version="1.0" encoding="utf-8"?>
-<w:numbering xmlns:wpc="http://schemas.microsoft.com/office/word/2010/wordprocessingCanvas" xmlns:cx="http://schemas.microsoft.com/office/drawing/2014/chartex" xmlns:cx1="http://schemas.microsoft.com/office/drawing/2015/9/8/chartex" xmlns:cx2="http://schemas.microsoft.com/office/drawing/2015/10/21/chartex" xmlns:cx3="http://schemas.microsoft.com/office/drawing/2016/5/9/chartex" xmlns:cx4="http://schemas.microsoft.com/office/drawing/2016/5/10/chartex" xmlns:cx5="http://schemas.microsoft.com/office/drawing/2016/5/11/chartex" xmlns:cx6="http://schemas.microsoft.com/office/drawing/2016/5/12/chartex" xmlns:cx7="http://schemas.microsoft.com/office/drawing/2016/5/13/chartex" xmlns:cx8="http://schemas.microsoft.com/office/drawing/2016/5/14/chartex" xmlns:mc="http://schemas.openxmlformats.org/markup-compatibility/2006" xmlns:aink="http://schemas.microsoft.com/office/drawing/2016/ink" xmlns:am3d="http://schemas.microsoft.com/office/drawing/2017/model3d" xmlns:o="urn:schemas-microsoft-com:office:office" xmlns:oel="http://schemas.microsoft.com/office/2019/extlst" xmlns:r="http://schemas.openxmlformats.org/officeDocument/2006/relationships" xmlns:m="http://schemas.openxmlformats.org/officeDocument/2006/math" xmlns:v="urn:schemas-microsoft-com:vml" xmlns:wp14="http://schemas.microsoft.com/office/word/2010/wordprocessingDrawing" xmlns:wp="http://schemas.openxmlformats.org/drawingml/2006/wordprocessingDrawing" xmlns:w10="urn:schemas-microsoft-com:office:word" xmlns:w="http://schemas.openxmlformats.org/wordprocessingml/2006/main" xmlns:w14="http://schemas.microsoft.com/office/word/2010/wordml" xmlns:w15="http://schemas.microsoft.com/office/word/2012/wordml" xmlns:w16cex="http://schemas.microsoft.com/office/word/2018/wordml/cex" xmlns:w16cid="http://schemas.microsoft.com/office/word/2016/wordml/cid" xmlns:w16="http://schemas.microsoft.com/office/word/2018/wordml" xmlns:w16du="http://schemas.microsoft.com/office/word/2023/wordml/word16du" xmlns:w16sdtdh="http://schemas.microsoft.com/office/word/2020/wordml/sdtdatahash" xmlns:w16sdtfl="http://schemas.microsoft.com/office/word/2024/wordml/sdtformatlock" xmlns:w16se="http://schemas.microsoft.com/office/word/2015/wordml/symex" xmlns:wpg="http://schemas.microsoft.com/office/word/2010/wordprocessingGroup" xmlns:wpi="http://schemas.microsoft.com/office/word/2010/wordprocessingInk" xmlns:wne="http://schemas.microsoft.com/office/word/2006/wordml" xmlns:wps="http://schemas.microsoft.com/office/word/2010/wordprocessingShape" mc:Ignorable="w14 w15 w16se w16cid w16 w16cex w16sdtdh w16sdtfl w16du wp14">
+<w:numbering xmlns:wpc="http://schemas.microsoft.com/office/word/2010/wordprocessingCanvas" xmlns:cx="http://schemas.microsoft.com/office/drawing/2014/chartex" xmlns:cx1="http://schemas.microsoft.com/office/drawing/2015/9/8/chartex" xmlns:cx2="http://schemas.microsoft.com/office/drawing/2015/10/21/chartex" xmlns:cx3="http://schemas.microsoft.com/office/drawing/2016/5/9/chartex" xmlns:cx4="http://schemas.microsoft.com/office/drawing/2016/5/10/chartex" xmlns:cx5="http://schemas.microsoft.com/office/drawing/2016/5/11/chartex" xmlns:cx6="http://schemas.microsoft.com/office/drawing/2016/5/12/chartex" xmlns:cx7="http://schemas.microsoft.com/office/drawing/2016/5/13/chartex" xmlns:cx8="http://schemas.microsoft.com/office/drawing/2016/5/14/chartex" xmlns:mc="http://schemas.openxmlformats.org/markup-compatibility/2006" xmlns:aink="http://schemas.microsoft.com/office/drawing/2016/ink" xmlns:am3d="http://schemas.microsoft.com/office/drawing/2017/model3d" xmlns:o="urn:schemas-microsoft-com:office:office" xmlns:oel="http://schemas.microsoft.com/office/2019/extlst" xmlns:r="http://schemas.openxmlformats.org/officeDocument/2006/relationships" xmlns:m="http://schemas.openxmlformats.org/officeDocument/2006/math" xmlns:v="urn:schemas-microsoft-com:vml" xmlns:wp14="http://schemas.microsoft.com/office/word/2010/wordprocessingDrawing" xmlns:wp="http://schemas.openxmlformats.org/drawingml/2006/wordprocessingDrawing" xmlns:w10="urn:schemas-microsoft-com:office:word" xmlns:w="http://schemas.openxmlformats.org/wordprocessingml/2006/main" xmlns:w14="http://schemas.microsoft.com/office/word/2010/wordml" xmlns:w15="http://schemas.microsoft.com/office/word/2012/wordml" xmlns:w16cei="http://schemas.microsoft.com/office/word/2026/wordml/cei" xmlns:w16cex="http://schemas.microsoft.com/office/word/2018/wordml/cex" xmlns:w16cid="http://schemas.microsoft.com/office/word/2016/wordml/cid" xmlns:w16="http://schemas.microsoft.com/office/word/2018/wordml" xmlns:w16du="http://schemas.microsoft.com/office/word/2023/wordml/word16du" xmlns:w16sdtdh="http://schemas.microsoft.com/office/word/2020/wordml/sdtdatahash" xmlns:w16sdtfl="http://schemas.microsoft.com/office/word/2024/wordml/sdtformatlock" xmlns:w16se="http://schemas.microsoft.com/office/word/2015/wordml/symex" xmlns:wpg="http://schemas.microsoft.com/office/word/2010/wordprocessingGroup" xmlns:wpi="http://schemas.microsoft.com/office/word/2010/wordprocessingInk" xmlns:wne="http://schemas.microsoft.com/office/word/2006/wordml" xmlns:wps="http://schemas.microsoft.com/office/word/2010/wordprocessingShape" mc:Ignorable="w14 w15 w16se w16cid w16 w16cex w16sdtdh w16sdtfl w16du wp14">
   <w:abstractNum w:abstractNumId="0" w15:restartNumberingAfterBreak="0">
     <w:nsid w:val="221B2FF2"/>
     <w:multiLevelType w:val="hybridMultilevel"/>
@@ -2212,6 +2262,7 @@
   <w:style w:type="character" w:default="1" w:styleId="DefaultParagraphFont">
     <w:name w:val="Default Paragraph Font"/>
     <w:uiPriority w:val="1"/>
+    <w:semiHidden/>
     <w:unhideWhenUsed/>
   </w:style>
   <w:style w:type="table" w:default="1" w:styleId="TableNormal">

--- a/templates/reportsummarytemplate.docx
+++ b/templates/reportsummarytemplate.docx
@@ -484,7 +484,7 @@
                 <w:sz w:val="24"/>
                 <w:szCs w:val="24"/>
               </w:rPr>
-              <w:t>{type}</w:t>
+              <w:t>{#assistanceRows}{type}</w:t>
             </w:r>
           </w:p>
         </w:tc>
@@ -552,7 +552,7 @@
                 <w:sz w:val="24"/>
                 <w:szCs w:val="24"/>
               </w:rPr>
-              <w:t>{total}</w:t>
+              <w:t>{total}{/assistanceRows}</w:t>
             </w:r>
           </w:p>
         </w:tc>

--- a/templates/reportsummarytemplate.docx
+++ b/templates/reportsummarytemplate.docx
@@ -948,7 +948,7 @@
                 <w:sz w:val="24"/>
                 <w:szCs w:val="24"/>
               </w:rPr>
-              <w:t>Approved</w:t>
+              <w:t>For Approval</w:t>
             </w:r>
           </w:p>
         </w:tc>
@@ -982,7 +982,147 @@
                 <w:sz w:val="24"/>
                 <w:szCs w:val="24"/>
               </w:rPr>
+              <w:t>totalForApproval</w:t>
+            </w:r>
+            <w:proofErr w:type="spellEnd"/>
+            <w:r>
+              <w:rPr>
+                <w:b/>
+                <w:bCs/>
+                <w:sz w:val="24"/>
+                <w:szCs w:val="24"/>
+              </w:rPr>
+              <w:t>}</w:t>
+            </w:r>
+          </w:p>
+        </w:tc>
+      </w:tr>
+      <w:tr>
+        <w:tc>
+          <w:tcPr>
+            <w:tcW w:w="5170" w:type="dxa"/>
+          </w:tcPr>
+          <w:p>
+            <w:pPr>
+              <w:rPr>
+                <w:b/>
+                <w:bCs/>
+                <w:sz w:val="24"/>
+                <w:szCs w:val="24"/>
+              </w:rPr>
+            </w:pPr>
+            <w:r>
+              <w:rPr>
+                <w:b/>
+                <w:bCs/>
+                <w:sz w:val="24"/>
+                <w:szCs w:val="24"/>
+              </w:rPr>
+              <w:t>Approved</w:t>
+            </w:r>
+          </w:p>
+        </w:tc>
+        <w:tc>
+          <w:tcPr>
+            <w:tcW w:w="5170" w:type="dxa"/>
+          </w:tcPr>
+          <w:p>
+            <w:pPr>
+              <w:rPr>
+                <w:b/>
+                <w:bCs/>
+                <w:sz w:val="24"/>
+                <w:szCs w:val="24"/>
+              </w:rPr>
+            </w:pPr>
+            <w:r>
+              <w:rPr>
+                <w:b/>
+                <w:bCs/>
+                <w:sz w:val="24"/>
+                <w:szCs w:val="24"/>
+              </w:rPr>
+              <w:t>{</w:t>
+            </w:r>
+            <w:proofErr w:type="spellStart"/>
+            <w:r>
+              <w:rPr>
+                <w:b/>
+                <w:bCs/>
+                <w:sz w:val="24"/>
+                <w:szCs w:val="24"/>
+              </w:rPr>
               <w:t>totalApproved</w:t>
+            </w:r>
+            <w:proofErr w:type="spellEnd"/>
+            <w:r>
+              <w:rPr>
+                <w:b/>
+                <w:bCs/>
+                <w:sz w:val="24"/>
+                <w:szCs w:val="24"/>
+              </w:rPr>
+              <w:t>}</w:t>
+            </w:r>
+          </w:p>
+        </w:tc>
+      </w:tr>
+      <w:tr>
+        <w:tc>
+          <w:tcPr>
+            <w:tcW w:w="5170" w:type="dxa"/>
+          </w:tcPr>
+          <w:p>
+            <w:pPr>
+              <w:rPr>
+                <w:b/>
+                <w:bCs/>
+                <w:sz w:val="24"/>
+                <w:szCs w:val="24"/>
+              </w:rPr>
+            </w:pPr>
+            <w:r>
+              <w:rPr>
+                <w:b/>
+                <w:bCs/>
+                <w:sz w:val="24"/>
+                <w:szCs w:val="24"/>
+              </w:rPr>
+              <w:t>Released</w:t>
+            </w:r>
+          </w:p>
+        </w:tc>
+        <w:tc>
+          <w:tcPr>
+            <w:tcW w:w="5170" w:type="dxa"/>
+          </w:tcPr>
+          <w:p>
+            <w:pPr>
+              <w:rPr>
+                <w:b/>
+                <w:bCs/>
+                <w:sz w:val="24"/>
+                <w:szCs w:val="24"/>
+              </w:rPr>
+            </w:pPr>
+            <w:r>
+              <w:rPr>
+                <w:b/>
+                <w:bCs/>
+                <w:sz w:val="24"/>
+                <w:szCs w:val="24"/>
+              </w:rPr>
+              <w:t>{</w:t>
+            </w:r>
+            <w:proofErr w:type="spellStart"/>
+            <w:r>
+              <w:rPr>
+                <w:b/>
+                <w:bCs/>
+                <w:sz w:val="24"/>
+                <w:szCs w:val="24"/>
+              </w:rPr>
+              <w:t>totalReleased</w:t>
             </w:r>
             <w:proofErr w:type="spellEnd"/>
             <w:r>
